--- a/img/QinZhang_resume.docx
+++ b/img/QinZhang_resume.docx
@@ -379,31 +379,13 @@
         </w:rPr>
         <w:t xml:space="preserve">C, </w:t>
       </w:r>
-      <w:proofErr w:type="spellStart"/>
       <w:r>
         <w:rPr>
           <w:rFonts w:ascii="Cambria" w:eastAsia="Cambria" w:hAnsi="Cambria" w:cs="Cambria"/>
           <w:color w:val="000000"/>
         </w:rPr>
-        <w:t>Matlab</w:t>
-      </w:r>
-      <w:proofErr w:type="spellEnd"/>
-      <w:r>
-        <w:rPr>
-          <w:rFonts w:ascii="Cambria" w:eastAsia="Cambria" w:hAnsi="Cambria" w:cs="Cambria"/>
-          <w:color w:val="000000"/>
-        </w:rPr>
-        <w:t xml:space="preserve">, SQL, MIPS, Lisp, </w:t>
-      </w:r>
-      <w:proofErr w:type="spellStart"/>
-      <w:r>
-        <w:rPr>
-          <w:rFonts w:ascii="Cambria" w:eastAsia="Cambria" w:hAnsi="Cambria" w:cs="Cambria"/>
-          <w:color w:val="000000"/>
-        </w:rPr>
-        <w:t>Prolog</w:t>
-      </w:r>
-      <w:proofErr w:type="spellEnd"/>
+        <w:t>Matlab, SQL, MIPS, Lisp, Prolog</w:t>
+      </w:r>
       <w:r>
         <w:rPr>
           <w:rFonts w:ascii="Cambria" w:eastAsia="Cambria" w:hAnsi="Cambria" w:cs="Cambria"/>
@@ -1320,21 +1302,7 @@
         <w:rPr>
           <w:rFonts w:ascii="Cambria" w:eastAsia="Cambria" w:hAnsi="Cambria" w:cs="Cambria"/>
         </w:rPr>
-        <w:t xml:space="preserve">Used </w:t>
-      </w:r>
-      <w:proofErr w:type="spellStart"/>
-      <w:r>
-        <w:rPr>
-          <w:rFonts w:ascii="Cambria" w:eastAsia="Cambria" w:hAnsi="Cambria" w:cs="Cambria"/>
-        </w:rPr>
-        <w:t>Axios</w:t>
-      </w:r>
-      <w:proofErr w:type="spellEnd"/>
-      <w:r>
-        <w:rPr>
-          <w:rFonts w:ascii="Cambria" w:eastAsia="Cambria" w:hAnsi="Cambria" w:cs="Cambria"/>
-        </w:rPr>
-        <w:t xml:space="preserve"> to establish asynchronous RESTful communication with Google firebase database back-end to post and fetch user's data in JSON format</w:t>
+        <w:t>Used Axios to establish asynchronous RESTful communication with Google firebase database back-end to post and fetch user's data in JSON format</w:t>
       </w:r>
       <w:r>
         <w:rPr>
@@ -1357,21 +1325,7 @@
         <w:rPr>
           <w:rFonts w:ascii="Cambria" w:eastAsia="Cambria" w:hAnsi="Cambria" w:cs="Cambria"/>
         </w:rPr>
-        <w:t>Used Redux and redux-</w:t>
-      </w:r>
-      <w:proofErr w:type="spellStart"/>
-      <w:r>
-        <w:rPr>
-          <w:rFonts w:ascii="Cambria" w:eastAsia="Cambria" w:hAnsi="Cambria" w:cs="Cambria"/>
-        </w:rPr>
-        <w:t>thunk</w:t>
-      </w:r>
-      <w:proofErr w:type="spellEnd"/>
-      <w:r>
-        <w:rPr>
-          <w:rFonts w:ascii="Cambria" w:eastAsia="Cambria" w:hAnsi="Cambria" w:cs="Cambria"/>
-        </w:rPr>
-        <w:t xml:space="preserve"> middleware to dispatch </w:t>
+        <w:t xml:space="preserve">Used Redux and redux-thunk middleware to dispatch </w:t>
       </w:r>
       <w:r>
         <w:rPr>
@@ -1582,21 +1536,7 @@
         <w:rPr>
           <w:rFonts w:ascii="Cambria" w:eastAsia="Cambria" w:hAnsi="Cambria" w:cs="Cambria"/>
         </w:rPr>
-        <w:t xml:space="preserve"> Android java game development framework </w:t>
-      </w:r>
-      <w:proofErr w:type="spellStart"/>
-      <w:r>
-        <w:rPr>
-          <w:rFonts w:ascii="Cambria" w:eastAsia="Cambria" w:hAnsi="Cambria" w:cs="Cambria"/>
-        </w:rPr>
-        <w:t>libGDX</w:t>
-      </w:r>
-      <w:proofErr w:type="spellEnd"/>
-      <w:r>
-        <w:rPr>
-          <w:rFonts w:ascii="Cambria" w:eastAsia="Cambria" w:hAnsi="Cambria" w:cs="Cambria"/>
-        </w:rPr>
-        <w:t xml:space="preserve"> to build game </w:t>
+        <w:t xml:space="preserve"> Android java game development framework libGDX to build game </w:t>
       </w:r>
       <w:r>
         <w:rPr>
@@ -2063,21 +2003,7 @@
         <w:rPr>
           <w:rFonts w:ascii="Cambria" w:eastAsia="Cambria" w:hAnsi="Cambria" w:cs="Cambria"/>
         </w:rPr>
-        <w:t xml:space="preserve"> with the use of </w:t>
-      </w:r>
-      <w:proofErr w:type="spellStart"/>
-      <w:r>
-        <w:rPr>
-          <w:rFonts w:ascii="Cambria" w:eastAsia="Cambria" w:hAnsi="Cambria" w:cs="Cambria"/>
-        </w:rPr>
-        <w:t>mysql</w:t>
-      </w:r>
-      <w:proofErr w:type="spellEnd"/>
-      <w:r>
-        <w:rPr>
-          <w:rFonts w:ascii="Cambria" w:eastAsia="Cambria" w:hAnsi="Cambria" w:cs="Cambria"/>
-        </w:rPr>
-        <w:t xml:space="preserve"> package</w:t>
+        <w:t xml:space="preserve"> with the use of mysql package</w:t>
       </w:r>
       <w:r>
         <w:rPr>
@@ -2106,7 +2032,19 @@
         <w:rPr>
           <w:rFonts w:ascii="Cambria" w:eastAsia="Cambria" w:hAnsi="Cambria" w:cs="Cambria"/>
         </w:rPr>
-        <w:t xml:space="preserve">Implemented front end with HTML and CSS and used RESTful API to establish the communication between back end and front end. </w:t>
+        <w:t xml:space="preserve">Implemented front end with </w:t>
+      </w:r>
+      <w:r>
+        <w:rPr>
+          <w:rFonts w:ascii="Cambria" w:eastAsia="Cambria" w:hAnsi="Cambria" w:cs="Cambria"/>
+        </w:rPr>
+        <w:t xml:space="preserve">EJS, </w:t>
+      </w:r>
+      <w:r>
+        <w:rPr>
+          <w:rFonts w:ascii="Cambria" w:eastAsia="Cambria" w:hAnsi="Cambria" w:cs="Cambria"/>
+        </w:rPr>
+        <w:t xml:space="preserve">HTML and CSS and used RESTful API to establish the communication between back end and front end. </w:t>
       </w:r>
     </w:p>
     <w:p>
